--- a/1.CarbamazepineFamily/Oxcarbazepine/Oxcarbazepine.docx
+++ b/1.CarbamazepineFamily/Oxcarbazepine/Oxcarbazepine.docx
@@ -56,10 +56,10 @@
             <v:path o:extrusionok="f" gradientshapeok="t" o:connecttype="rect"/>
             <o:lock v:ext="edit" aspectratio="t"/>
           </v:shapetype>
-          <v:shape id="_x0000_i1025" type="#_x0000_t75" style="width:92.25pt;height:99.75pt" o:ole="">
+          <v:shape id="_x0000_i1027" type="#_x0000_t75" style="width:92.2pt;height:99.7pt" o:ole="">
             <v:imagedata r:id="rId6" o:title=""/>
           </v:shape>
-          <o:OLEObject Type="Embed" ProgID="ACD.ChemSketch.20" ShapeID="_x0000_i1025" DrawAspect="Content" ObjectID="_1826692708" r:id="rId7"/>
+          <o:OLEObject Type="Embed" ProgID="ACD.ChemSketch.20" ShapeID="_x0000_i1027" DrawAspect="Content" ObjectID="_1849264852" r:id="rId7"/>
         </w:object>
       </w:r>
     </w:p>
